--- a/PLMA_Credit_Risk_Assessment_2026.docx
+++ b/PLMA_Credit_Risk_Assessment_2026.docx
@@ -4412,7 +4412,7 @@
       <w:r>
         <w:drawing>
           <wp:inline xmlns:a="http://schemas.openxmlformats.org/drawingml/2006/main" xmlns:pic="http://schemas.openxmlformats.org/drawingml/2006/picture">
-            <wp:extent cx="5943600" cy="3674936"/>
+            <wp:extent cx="5943600" cy="3266846"/>
             <wp:docPr id="10" name="Picture 10"/>
             <wp:cNvGraphicFramePr>
               <a:graphicFrameLocks noChangeAspect="1"/>
@@ -4433,7 +4433,7 @@
                   <pic:spPr>
                     <a:xfrm>
                       <a:off x="0" y="0"/>
-                      <a:ext cx="5943600" cy="3674936"/>
+                      <a:ext cx="5943600" cy="3266846"/>
                     </a:xfrm>
                     <a:prstGeom prst="rect"/>
                   </pic:spPr>
@@ -7097,7 +7097,7 @@
       <w:r>
         <w:drawing>
           <wp:inline xmlns:a="http://schemas.openxmlformats.org/drawingml/2006/main" xmlns:pic="http://schemas.openxmlformats.org/drawingml/2006/picture">
-            <wp:extent cx="5943600" cy="3679035"/>
+            <wp:extent cx="5943600" cy="3675508"/>
             <wp:docPr id="12" name="Picture 12"/>
             <wp:cNvGraphicFramePr>
               <a:graphicFrameLocks noChangeAspect="1"/>
@@ -7118,7 +7118,7 @@
                   <pic:spPr>
                     <a:xfrm>
                       <a:off x="0" y="0"/>
-                      <a:ext cx="5943600" cy="3679035"/>
+                      <a:ext cx="5943600" cy="3675508"/>
                     </a:xfrm>
                     <a:prstGeom prst="rect"/>
                   </pic:spPr>
@@ -8129,7 +8129,7 @@
       <w:r>
         <w:drawing>
           <wp:inline xmlns:a="http://schemas.openxmlformats.org/drawingml/2006/main" xmlns:pic="http://schemas.openxmlformats.org/drawingml/2006/picture">
-            <wp:extent cx="5943600" cy="3197332"/>
+            <wp:extent cx="5943600" cy="3266472"/>
             <wp:docPr id="13" name="Picture 13"/>
             <wp:cNvGraphicFramePr>
               <a:graphicFrameLocks noChangeAspect="1"/>
@@ -8150,7 +8150,7 @@
                   <pic:spPr>
                     <a:xfrm>
                       <a:off x="0" y="0"/>
-                      <a:ext cx="5943600" cy="3197332"/>
+                      <a:ext cx="5943600" cy="3266472"/>
                     </a:xfrm>
                     <a:prstGeom prst="rect"/>
                   </pic:spPr>

--- a/PLMA_Credit_Risk_Assessment_2026.docx
+++ b/PLMA_Credit_Risk_Assessment_2026.docx
@@ -4412,7 +4412,7 @@
       <w:r>
         <w:drawing>
           <wp:inline xmlns:a="http://schemas.openxmlformats.org/drawingml/2006/main" xmlns:pic="http://schemas.openxmlformats.org/drawingml/2006/picture">
-            <wp:extent cx="5943600" cy="3266846"/>
+            <wp:extent cx="5943600" cy="3486305"/>
             <wp:docPr id="10" name="Picture 10"/>
             <wp:cNvGraphicFramePr>
               <a:graphicFrameLocks noChangeAspect="1"/>
@@ -4433,7 +4433,7 @@
                   <pic:spPr>
                     <a:xfrm>
                       <a:off x="0" y="0"/>
-                      <a:ext cx="5943600" cy="3266846"/>
+                      <a:ext cx="5943600" cy="3486305"/>
                     </a:xfrm>
                     <a:prstGeom prst="rect"/>
                   </pic:spPr>
